--- a/src/Layers/W1/BaseApp/Inventory/Reports/ReferenceNoLabel.docx
+++ b/src/Layers/W1/BaseApp/Inventory/Reports/ReferenceNoLabel.docx
@@ -1653,6 +1653,84 @@
  
          < / R e p o r t R e q u e s t >   
+         < C o m p a n y M e t a d a t a > + 
+             < C o m p a n y N a m e > C o m p a n y   N a m e < / C o m p a n y N a m e > + 
+             < C o m p a n y D i s p l a y N a m e > C o m p a n y   D i s p l a y   N a m e < / C o m p a n y D i s p l a y N a m e > + 
+             < C o m p a n y A d d r e s s L i n e s > + 
+                 < C o m p a n y A d d r e s s L i n e > C o m p a n y   A d d r e s s   L i n e   1 < / C o m p a n y A d d r e s s L i n e > + 
+                 < C o m p a n y A d d r e s s L i n e > C o m p a n y   A d d r e s s   L i n e   2 < / C o m p a n y A d d r e s s L i n e > + 
+                 < C o m p a n y A d d r e s s L i n e > C o m p a n y   A d d r e s s   L i n e   3 < / C o m p a n y A d d r e s s L i n e > + 
+                 < C o m p a n y A d d r e s s L i n e > C o m p a n y   A d d r e s s   L i n e   4 < / C o m p a n y A d d r e s s L i n e > + 
+                 < C o m p a n y A d d r e s s L i n e > C o m p a n y   A d d r e s s   L i n e   5 < / C o m p a n y A d d r e s s L i n e > + 
+                 < C o m p a n y A d d r e s s L i n e > C o m p a n y   A d d r e s s   L i n e   6 < / C o m p a n y A d d r e s s L i n e > + 
+                 < C o m p a n y A d d r e s s L i n e > C o m p a n y   A d d r e s s   L i n e   7 < / C o m p a n y A d d r e s s L i n e > + 
+                 < C o m p a n y A d d r e s s L i n e > C o m p a n y   A d d r e s s   L i n e   8 < / C o m p a n y A d d r e s s L i n e > + 
+             < / C o m p a n y A d d r e s s L i n e s > + 
+             < C o m p a n y P h o n e > C o m p a n y   P h o n e < / C o m p a n y P h o n e > + 
+             < C o m p a n y P h o n e C a p t i o n > C o m p a n y   P h o n e   C a p t i o n < / C o m p a n y P h o n e C a p t i o n > + 
+             < C o m p a n y F a x N o > C o m p a n y   F a x   N o . < / C o m p a n y F a x N o > + 
+             < C o m p a n y F a x N o C a p t i o n > C o m p a n y   F a x   N o .   C a p t i o n < / C o m p a n y F a x N o C a p t i o n > + 
+             < C o m p a n y E m a i l > C o m p a n y   E m a i l < / C o m p a n y E m a i l > + 
+             < C o m p a n y E m a i l C a p t i o n > C o m p a n y   E m a i l   C a p t i o n < / C o m p a n y E m a i l C a p t i o n > + 
+             < C o m p a n y H o m e P a g e > C o m p a n y   H o m e   P a g e < / C o m p a n y H o m e P a g e > + 
+             < C o m p a n y H o m e P a g e C a p t i o n > C o m p a n y   H o m e   P a g e   C a p t i o n < / C o m p a n y H o m e P a g e C a p t i o n > + 
+             < C o m p a n y L o g o > C o m p a n y   L o g o < / C o m p a n y L o g o > + 
+             < C o m p a n y V A T R e g i s t r a t i o n N o > C o m p a n y   V A T   R e g i s t r a t i o n   N o . < / C o m p a n y V A T R e g i s t r a t i o n N o > + 
+             < C o m p a n y V A T R e g i s t r a t i o n N o C a p t i o n > C o m p a n y   V A T   R e g i s t r a t i o n   N o .   C a p t i o n < / C o m p a n y V A T R e g i s t r a t i o n N o C a p t i o n > + 
+             < C o m p a n y R e g i s t r a t i o n N o > C o m p a n y   R e g i s t r a t i o n   N o . < / C o m p a n y R e g i s t r a t i o n N o > + 
+             < C o m p a n y R e g i s t r a t i o n N o C a p t i o n > C o m p a n y   R e g i s t r a t i o n   N o .   C a p t i o n < / C o m p a n y R e g i s t r a t i o n N o C a p t i o n > + 
+             < C o m p a n y B a n k N a m e > C o m p a n y   B a n k   N a m e < / C o m p a n y B a n k N a m e > + 
+             < C o m p a n y B a n k N a m e C a p t i o n > C o m p a n y   B a n k   N a m e   C a p t i o n < / C o m p a n y B a n k N a m e C a p t i o n > + 
+             < C o m p a n y B a n k A c c o u n t N o > C o m p a n y   B a n k   A c c o u n t   N o . < / C o m p a n y B a n k A c c o u n t N o > + 
+             < C o m p a n y B a n k A c c o u n t N o C a p t i o n > C o m p a n y   B a n k   A c c o u n t   N o .   C a p t i o n < / C o m p a n y B a n k A c c o u n t N o C a p t i o n > + 
+             < C o m p a n y B a n k B r a n c h N o > C o m p a n y   B a n k   B r a n c h   N o . < / C o m p a n y B a n k B r a n c h N o > + 
+             < C o m p a n y B a n k B r a n c h N o C a p t i o n > C o m p a n y   B a n k   B r a n c h   N o .   C a p t i o n < / C o m p a n y B a n k B r a n c h N o C a p t i o n > + 
+             < C o m p a n y I B A N > C o m p a n y   I B A N < / C o m p a n y I B A N > + 
+             < C o m p a n y I B A N C a p t i o n > C o m p a n y   I B A N   C a p t i o n < / C o m p a n y I B A N C a p t i o n > + 
+             < C o m p a n y B a n k S W I F T > C o m p a n y   B a n k   S W I F T < / C o m p a n y B a n k S W I F T > + 
+             < C o m p a n y B a n k S W I F T C a p t i o n > C o m p a n y   B a n k   S W I F T   C a p t i o n < / C o m p a n y B a n k S W I F T C a p t i o n > + 
+             < C o m p a n y G i r o N o > C o m p a n y   G i r o   N o . < / C o m p a n y G i r o N o > + 
+             < C o m p a n y G i r o N o C a p t i o n > C o m p a n y   G i r o   N o .   C a p t i o n < / C o m p a n y G i r o N o C a p t i o n > + 
+         < / C o m p a n y M e t a d a t a > + 
      < / B C R e p o r t I n f o r m a t i o n >   
      < I t e m R e f e r e n c e > @@ -1666,6 +1744,191 @@
          < R e f e r e n c e _ N o _ 2 D > R e f e r e n c e _ N o _ 2 D < / R e f e r e n c e _ N o _ 2 D >   
          < U n i t _ o f _ M e a s u r e > U n i t _ o f _ M e a s u r e < / U n i t _ o f _ M e a s u r e > + 
+     < / I t e m R e f e r e n c e > + 
+ < / N a v W o r d R e p o r t X m l P a r t > 
+</file>
+
+<file path=customXml/item2.xml>��< ? x m l   v e r s i o n = " 1 . 0 "   e n c o d i n g = " u t f - 1 6 " ? > + 
+ < N a v W o r d R e p o r t X m l P a r t   x m l n s = " u r n : m i c r o s o f t - d y n a m i c s - b u s i n e s s c e n t r a l / i n t e r n a l / e x t e n d e d / r e p o r t s / R e f e r e n c e _ N o _ L a b e l / 6 6 2 6 / " > + 
+     < B C R e p o r t I n f o r m a t i o n > + 
+         < R e p o r t M e t a d a t a > + 
+             < E x t e n s i o n I d > E x t e n s i o n   I D < / E x t e n s i o n I d > + 
+             < E x t e n s i o n N a m e > E x t e n s i o n   N a m e < / E x t e n s i o n N a m e > + 
+             < E x t e n s i o n P u b l i s h e r > E x t e n s i o n   P u b l i s h e r < / E x t e n s i o n P u b l i s h e r > + 
+             < E x t e n s i o n V e r s i o n > E x t e n s i o n   V e r s i o n < / E x t e n s i o n V e r s i o n > + 
+             < R e p o r t I d > R e p o r t   I D < / R e p o r t I d > + 
+             < R e p o r t N a m e > R e p o r t   N a m e < / R e p o r t N a m e > + 
+             < A b o u t T h i s R e p o r t T i t l e > A b o u t   T h i s   R e p o r t   T i t l e < / A b o u t T h i s R e p o r t T i t l e > + 
+             < A b o u t T h i s R e p o r t T e x t > A b o u t   T h i s   R e p o r t   T e x t < / A b o u t T h i s R e p o r t T e x t > + 
+             < R e p o r t H e l p L i n k > R e p o r t   H e l p   L i n k < / R e p o r t H e l p L i n k > + 
+         < / R e p o r t M e t a d a t a > + 
+         < R e p o r t R e q u e s t > + 
+             < T e n a n t E n t r a I d > T e n a n t   E n t r a   I d < / T e n a n t E n t r a I d > + 
+             < E n v i r o n m e n t N a m e > E n v i r o n m e n t   N a m e < / E n v i r o n m e n t N a m e > + 
+             < E n v i r o n m e n t T y p e > E n v i r o n m e n t   T y p e < / E n v i r o n m e n t T y p e > + 
+             < C o m p a n y N a m e > C o m p a n y   N a m e < / C o m p a n y N a m e > + 
+             < C o m p a n y D i s p l a y N a m e > C o m p a n y   D i s p l a y   N a m e < / C o m p a n y D i s p l a y N a m e > + 
+             < C o m p a n y I d > C o m p a n y   I D < / C o m p a n y I d > + 
+             < U s e r N a m e > U s e r   N a m e < / U s e r N a m e > + 
+             < D a t e A n d T i m e > D a t e   a n d   T i m e < / D a t e A n d T i m e > + 
+             < L a n g u a g e > L a n g u a g e < / L a n g u a g e > + 
+             < F o r m a t R e g i o n > F o r m a t   R e g i o n < / F o r m a t R e g i o n > + 
+             < D a t e T i m e V a l u e s > + 
+                 < Y e a r > Y e a r < / Y e a r > + 
+                 < M o n t h N u m b e r > M o n t h   N u m b e r < / M o n t h N u m b e r > + 
+                 < D a y N u m b e r > D a y   N u m b e r < / D a y N u m b e r > + 
+                 < H o u r > H o u r < / H o u r > + 
+                 < M i n u t e > M i n u t e < / M i n u t e > + 
+             < / D a t e T i m e V a l u e s > + 
+         < / R e p o r t R e q u e s t > + 
+         < C o m p a n y M e t a d a t a > + 
+             < C o m p a n y N a m e > C o m p a n y   N a m e < / C o m p a n y N a m e > + 
+             < C o m p a n y D i s p l a y N a m e > C o m p a n y   D i s p l a y   N a m e < / C o m p a n y D i s p l a y N a m e > + 
+             < C o m p a n y A d d r e s s L i n e s > + 
+                 < C o m p a n y A d d r e s s L i n e > C o m p a n y   A d d r e s s   L i n e   1 < / C o m p a n y A d d r e s s L i n e > + 
+                 < C o m p a n y A d d r e s s L i n e > C o m p a n y   A d d r e s s   L i n e   2 < / C o m p a n y A d d r e s s L i n e > + 
+                 < C o m p a n y A d d r e s s L i n e > C o m p a n y   A d d r e s s   L i n e   3 < / C o m p a n y A d d r e s s L i n e > + 
+                 < C o m p a n y A d d r e s s L i n e > C o m p a n y   A d d r e s s   L i n e   4 < / C o m p a n y A d d r e s s L i n e > + 
+                 < C o m p a n y A d d r e s s L i n e > C o m p a n y   A d d r e s s   L i n e   5 < / C o m p a n y A d d r e s s L i n e > + 
+                 < C o m p a n y A d d r e s s L i n e > C o m p a n y   A d d r e s s   L i n e   6 < / C o m p a n y A d d r e s s L i n e > + 
+                 < C o m p a n y A d d r e s s L i n e > C o m p a n y   A d d r e s s   L i n e   7 < / C o m p a n y A d d r e s s L i n e > + 
+                 < C o m p a n y A d d r e s s L i n e > C o m p a n y   A d d r e s s   L i n e   8 < / C o m p a n y A d d r e s s L i n e > + 
+             < / C o m p a n y A d d r e s s L i n e s > + 
+             < C o m p a n y P h o n e > C o m p a n y   P h o n e < / C o m p a n y P h o n e > + 
+             < C o m p a n y P h o n e C a p t i o n > C o m p a n y   P h o n e   C a p t i o n < / C o m p a n y P h o n e C a p t i o n > + 
+             < C o m p a n y F a x N o > C o m p a n y   F a x   N o . < / C o m p a n y F a x N o > + 
+             < C o m p a n y F a x N o C a p t i o n > C o m p a n y   F a x   N o .   C a p t i o n < / C o m p a n y F a x N o C a p t i o n > + 
+             < C o m p a n y E m a i l > C o m p a n y   E m a i l < / C o m p a n y E m a i l > + 
+             < C o m p a n y E m a i l C a p t i o n > C o m p a n y   E m a i l   C a p t i o n < / C o m p a n y E m a i l C a p t i o n > + 
+             < C o m p a n y H o m e P a g e > C o m p a n y   H o m e   P a g e < / C o m p a n y H o m e P a g e > + 
+             < C o m p a n y H o m e P a g e C a p t i o n > C o m p a n y   H o m e   P a g e   C a p t i o n < / C o m p a n y H o m e P a g e C a p t i o n > + 
+             < C o m p a n y L o g o > C o m p a n y   L o g o < / C o m p a n y L o g o > + 
+             < C o m p a n y V A T R e g i s t r a t i o n N o > C o m p a n y   V A T   R e g i s t r a t i o n   N o . < / C o m p a n y V A T R e g i s t r a t i o n N o > + 
+             < C o m p a n y V A T R e g i s t r a t i o n N o C a p t i o n > C o m p a n y   V A T   R e g i s t r a t i o n   N o .   C a p t i o n < / C o m p a n y V A T R e g i s t r a t i o n N o C a p t i o n > + 
+             < C o m p a n y R e g i s t r a t i o n N o > C o m p a n y   R e g i s t r a t i o n   N o . < / C o m p a n y R e g i s t r a t i o n N o > + 
+             < C o m p a n y R e g i s t r a t i o n N o C a p t i o n > C o m p a n y   R e g i s t r a t i o n   N o .   C a p t i o n < / C o m p a n y R e g i s t r a t i o n N o C a p t i o n > + 
+             < C o m p a n y B a n k N a m e > C o m p a n y   B a n k   N a m e < / C o m p a n y B a n k N a m e > + 
+             < C o m p a n y B a n k N a m e C a p t i o n > C o m p a n y   B a n k   N a m e   C a p t i o n < / C o m p a n y B a n k N a m e C a p t i o n > + 
+             < C o m p a n y B a n k A c c o u n t N o > C o m p a n y   B a n k   A c c o u n t   N o . < / C o m p a n y B a n k A c c o u n t N o > + 
+             < C o m p a n y B a n k A c c o u n t N o C a p t i o n > C o m p a n y   B a n k   A c c o u n t   N o .   C a p t i o n < / C o m p a n y B a n k A c c o u n t N o C a p t i o n > + 
+             < C o m p a n y B a n k B r a n c h N o > C o m p a n y   B a n k   B r a n c h   N o . < / C o m p a n y B a n k B r a n c h N o > + 
+             < C o m p a n y B a n k B r a n c h N o C a p t i o n > C o m p a n y   B a n k   B r a n c h   N o .   C a p t i o n < / C o m p a n y B a n k B r a n c h N o C a p t i o n > + 
+             < C o m p a n y I B A N > C o m p a n y   I B A N < / C o m p a n y I B A N > + 
+             < C o m p a n y I B A N C a p t i o n > C o m p a n y   I B A N   C a p t i o n < / C o m p a n y I B A N C a p t i o n > + 
+             < C o m p a n y B a n k S W I F T > C o m p a n y   B a n k   S W I F T < / C o m p a n y B a n k S W I F T > + 
+             < C o m p a n y B a n k S W I F T C a p t i o n > C o m p a n y   B a n k   S W I F T   C a p t i o n < / C o m p a n y B a n k S W I F T C a p t i o n > + 
+             < C o m p a n y G i r o N o > C o m p a n y   G i r o   N o . < / C o m p a n y G i r o N o > + 
+             < C o m p a n y G i r o N o C a p t i o n > C o m p a n y   G i r o   N o .   C a p t i o n < / C o m p a n y G i r o N o C a p t i o n > + 
+         < / C o m p a n y M e t a d a t a > + 
+     < / B C R e p o r t I n f o r m a t i o n > + 
+     < T o o l t i p s > + 
+         < T o o l t i p   c o l u m n = " I t e m _ N o _ "   E l e m e n t I d = " 6 5 1 9 9 5 7 2 9 " > + 
+             < T o o l t i p T e x t   l a n g = " e n - U S " > S p e c i f i e s   t h e   n u m b e r   o n   t h e   i t e m   c a r d   f r o m   w h i c h   y o u   o p e n e d   t h e   I t e m   R e f e r e n c e   E n t r i e s   w i n d o w . < / T o o l t i p T e x t > + 
+         < / T o o l t i p > + 
+         < T o o l t i p   c o l u m n = " D e s c r i p t i o n "   E l e m e n t I d = " 1 3 1 4 3 5 1 3 0 7 " > + 
+             < T o o l t i p T e x t   l a n g = " e n - U S " > S p e c i f i e s   a   d e s c r i p t i o n   o f   t h e   i t e m   t h a t   i s   l i n k e d   t o   t h i s   r e f e r e n c e . < / T o o l t i p T e x t > + 
+         < / T o o l t i p > + 
+         < T o o l t i p   c o l u m n = " U n i t _ o f _ M e a s u r e "   E l e m e n t I d = " 5 7 9 3 8 1 1 0 2 " > + 
+             < T o o l t i p T e x t   l a n g = " e n - U S " > S p e c i f i e s   t h e   n a m e   o f   t h e   i t e m   o r   r e s o u r c e ' s   u n i t   o f   m e a s u r e ,   s u c h   a s   p i e c e   o r   h o u r . < / T o o l t i p T e x t > + 
+         < / T o o l t i p > + 
+     < / T o o l t i p s > + 
+     < I t e m R e f e r e n c e   E l e m e n t T y p e = " D a t a I t e m "   E l e m e n t I d = " 2 9 1 6 0 7 1 4 1 " > + 
+         < D e s c r i p t i o n   E l e m e n t T y p e = " C o l u m n "   E l e m e n t I d = " 1 3 1 4 3 5 1 3 0 7 "   D a t a T y p e = " T e x t " > D e s c r i p t i o n < / D e s c r i p t i o n > + 
+         < I t e m _ N o _   E l e m e n t T y p e = " C o l u m n "   E l e m e n t I d = " 6 5 1 9 9 5 7 2 9 "   D a t a T y p e = " C o d e " > I t e m _ N o _ < / I t e m _ N o _ > + 
+         < R e f e r e n c e _ N o _   E l e m e n t T y p e = " C o l u m n "   E l e m e n t I d = " 1 2 1 7 5 9 7 0 1 7 "   D a t a T y p e = " T e x t " > R e f e r e n c e _ N o _ < / R e f e r e n c e _ N o _ > + 
+         < R e f e r e n c e _ N o _ 2 D   E l e m e n t T y p e = " C o l u m n "   E l e m e n t I d = " 6 9 1 7 9 7 7 5 "   D a t a T y p e = " T e x t " > R e f e r e n c e _ N o _ 2 D < / R e f e r e n c e _ N o _ 2 D > + 
+         < U n i t _ o f _ M e a s u r e   E l e m e n t T y p e = " C o l u m n "   E l e m e n t I d = " 5 7 9 3 8 1 1 0 2 "   D a t a T y p e = " C o d e " > U n i t _ o f _ M e a s u r e < / U n i t _ o f _ M e a s u r e >   
      < / I t e m R e f e r e n c e >   

--- a/src/Layers/W1/BaseApp/Inventory/Reports/ReferenceNoLabel.docx
+++ b/src/Layers/W1/BaseApp/Inventory/Reports/ReferenceNoLabel.docx
@@ -1607,6 +1607,8 @@
  
              < R e p o r t N a m e > R e p o r t   N a m e < / R e p o r t N a m e >   
+             < R e p o r t C a p t i o n > R e p o r t   C a p t i o n < / R e p o r t C a p t i o n > + 
              < A b o u t T h i s R e p o r t T i t l e > A b o u t   T h i s   R e p o r t   T i t l e < / A b o u t T h i s R e p o r t T i t l e >   
              < A b o u t T h i s R e p o r t T e x t > A b o u t   T h i s   R e p o r t   T e x t < / A b o u t T h i s R e p o r t T e x t > @@ -1661,21 +1663,21 @@
  
              < C o m p a n y A d d r e s s L i n e s >   
-                 < C o m p a n y A d d r e s s L i n e > C o m p a n y   A d d r e s s   L i n e   1 < / C o m p a n y A d d r e s s L i n e > - 
-                 < C o m p a n y A d d r e s s L i n e > C o m p a n y   A d d r e s s   L i n e   2 < / C o m p a n y A d d r e s s L i n e > - 
-                 < C o m p a n y A d d r e s s L i n e > C o m p a n y   A d d r e s s   L i n e   3 < / C o m p a n y A d d r e s s L i n e > - 
-                 < C o m p a n y A d d r e s s L i n e > C o m p a n y   A d d r e s s   L i n e   4 < / C o m p a n y A d d r e s s L i n e > - 
-                 < C o m p a n y A d d r e s s L i n e > C o m p a n y   A d d r e s s   L i n e   5 < / C o m p a n y A d d r e s s L i n e > - 
-                 < C o m p a n y A d d r e s s L i n e > C o m p a n y   A d d r e s s   L i n e   6 < / C o m p a n y A d d r e s s L i n e > - 
-                 < C o m p a n y A d d r e s s L i n e > C o m p a n y   A d d r e s s   L i n e   7 < / C o m p a n y A d d r e s s L i n e > - 
-                 < C o m p a n y A d d r e s s L i n e > C o m p a n y   A d d r e s s   L i n e   8 < / C o m p a n y A d d r e s s L i n e > +                 < C o m p a n y A d d r e s s L i n e 1 > C o m p a n y   A d d r e s s   L i n e   1 < / C o m p a n y A d d r e s s L i n e 1 > + 
+                 < C o m p a n y A d d r e s s L i n e 2 > C o m p a n y   A d d r e s s   L i n e   2 < / C o m p a n y A d d r e s s L i n e 2 > + 
+                 < C o m p a n y A d d r e s s L i n e 3 > C o m p a n y   A d d r e s s   L i n e   3 < / C o m p a n y A d d r e s s L i n e 3 > + 
+                 < C o m p a n y A d d r e s s L i n e 4 > C o m p a n y   A d d r e s s   L i n e   4 < / C o m p a n y A d d r e s s L i n e 4 > + 
+                 < C o m p a n y A d d r e s s L i n e 5 > C o m p a n y   A d d r e s s   L i n e   5 < / C o m p a n y A d d r e s s L i n e 5 > + 
+                 < C o m p a n y A d d r e s s L i n e 6 > C o m p a n y   A d d r e s s   L i n e   6 < / C o m p a n y A d d r e s s L i n e 6 > + 
+                 < C o m p a n y A d d r e s s L i n e 7 > C o m p a n y   A d d r e s s   L i n e   7 < / C o m p a n y A d d r e s s L i n e 7 > + 
+                 < C o m p a n y A d d r e s s L i n e 8 > C o m p a n y   A d d r e s s   L i n e   8 < / C o m p a n y A d d r e s s L i n e 8 >   
              < / C o m p a n y A d d r e s s L i n e s >   
@@ -1770,6 +1772,8 @@
  
              < R e p o r t N a m e > R e p o r t   N a m e < / R e p o r t N a m e >   
+             < R e p o r t C a p t i o n > R e p o r t   C a p t i o n < / R e p o r t C a p t i o n > + 
              < A b o u t T h i s R e p o r t T i t l e > A b o u t   T h i s   R e p o r t   T i t l e < / A b o u t T h i s R e p o r t T i t l e >   
              < A b o u t T h i s R e p o r t T e x t > A b o u t   T h i s   R e p o r t   T e x t < / A b o u t T h i s R e p o r t T e x t > @@ -1824,21 +1828,21 @@
  
              < C o m p a n y A d d r e s s L i n e s >   
-                 < C o m p a n y A d d r e s s L i n e > C o m p a n y   A d d r e s s   L i n e   1 < / C o m p a n y A d d r e s s L i n e > - 
-                 < C o m p a n y A d d r e s s L i n e > C o m p a n y   A d d r e s s   L i n e   2 < / C o m p a n y A d d r e s s L i n e > - 
-                 < C o m p a n y A d d r e s s L i n e > C o m p a n y   A d d r e s s   L i n e   3 < / C o m p a n y A d d r e s s L i n e > - 
-                 < C o m p a n y A d d r e s s L i n e > C o m p a n y   A d d r e s s   L i n e   4 < / C o m p a n y A d d r e s s L i n e > - 
-                 < C o m p a n y A d d r e s s L i n e > C o m p a n y   A d d r e s s   L i n e   5 < / C o m p a n y A d d r e s s L i n e > - 
-                 < C o m p a n y A d d r e s s L i n e > C o m p a n y   A d d r e s s   L i n e   6 < / C o m p a n y A d d r e s s L i n e > - 
-                 < C o m p a n y A d d r e s s L i n e > C o m p a n y   A d d r e s s   L i n e   7 < / C o m p a n y A d d r e s s L i n e > - 
-                 < C o m p a n y A d d r e s s L i n e > C o m p a n y   A d d r e s s   L i n e   8 < / C o m p a n y A d d r e s s L i n e > +                 < C o m p a n y A d d r e s s L i n e 1 > C o m p a n y   A d d r e s s   L i n e   1 < / C o m p a n y A d d r e s s L i n e 1 > + 
+                 < C o m p a n y A d d r e s s L i n e 2 > C o m p a n y   A d d r e s s   L i n e   2 < / C o m p a n y A d d r e s s L i n e 2 > + 
+                 < C o m p a n y A d d r e s s L i n e 3 > C o m p a n y   A d d r e s s   L i n e   3 < / C o m p a n y A d d r e s s L i n e 3 > + 
+                 < C o m p a n y A d d r e s s L i n e 4 > C o m p a n y   A d d r e s s   L i n e   4 < / C o m p a n y A d d r e s s L i n e 4 > + 
+                 < C o m p a n y A d d r e s s L i n e 5 > C o m p a n y   A d d r e s s   L i n e   5 < / C o m p a n y A d d r e s s L i n e 5 > + 
+                 < C o m p a n y A d d r e s s L i n e 6 > C o m p a n y   A d d r e s s   L i n e   6 < / C o m p a n y A d d r e s s L i n e 6 > + 
+                 < C o m p a n y A d d r e s s L i n e 7 > C o m p a n y   A d d r e s s   L i n e   7 < / C o m p a n y A d d r e s s L i n e 7 > + 
+                 < C o m p a n y A d d r e s s L i n e 8 > C o m p a n y   A d d r e s s   L i n e   8 < / C o m p a n y A d d r e s s L i n e 8 >   
              < / C o m p a n y A d d r e s s L i n e s >   

--- a/src/Layers/W1/BaseApp/Inventory/Reports/ReferenceNoLabel.docx
+++ b/src/Layers/W1/BaseApp/Inventory/Reports/ReferenceNoLabel.docx
@@ -1607,8 +1607,6 @@
  
              < R e p o r t N a m e > R e p o r t   N a m e < / R e p o r t N a m e >   
-             < R e p o r t C a p t i o n > R e p o r t   C a p t i o n < / R e p o r t C a p t i o n > - 
              < A b o u t T h i s R e p o r t T i t l e > A b o u t   T h i s   R e p o r t   T i t l e < / A b o u t T h i s R e p o r t T i t l e >   
              < A b o u t T h i s R e p o r t T e x t > A b o u t   T h i s   R e p o r t   T e x t < / A b o u t T h i s R e p o r t T e x t > @@ -1655,84 +1653,6 @@
  
          < / R e p o r t R e q u e s t >   
-         < C o m p a n y M e t a d a t a > - 
-             < C o m p a n y N a m e > C o m p a n y   N a m e < / C o m p a n y N a m e > - 
-             < C o m p a n y D i s p l a y N a m e > C o m p a n y   D i s p l a y   N a m e < / C o m p a n y D i s p l a y N a m e > - 
-             < C o m p a n y A d d r e s s L i n e s > - 
-                 < C o m p a n y A d d r e s s L i n e 1 > C o m p a n y   A d d r e s s   L i n e   1 < / C o m p a n y A d d r e s s L i n e 1 > - 
-                 < C o m p a n y A d d r e s s L i n e 2 > C o m p a n y   A d d r e s s   L i n e   2 < / C o m p a n y A d d r e s s L i n e 2 > - 
-                 < C o m p a n y A d d r e s s L i n e 3 > C o m p a n y   A d d r e s s   L i n e   3 < / C o m p a n y A d d r e s s L i n e 3 > - 
-                 < C o m p a n y A d d r e s s L i n e 4 > C o m p a n y   A d d r e s s   L i n e   4 < / C o m p a n y A d d r e s s L i n e 4 > - 
-                 < C o m p a n y A d d r e s s L i n e 5 > C o m p a n y   A d d r e s s   L i n e   5 < / C o m p a n y A d d r e s s L i n e 5 > - 
-                 < C o m p a n y A d d r e s s L i n e 6 > C o m p a n y   A d d r e s s   L i n e   6 < / C o m p a n y A d d r e s s L i n e 6 > - 
-                 < C o m p a n y A d d r e s s L i n e 7 > C o m p a n y   A d d r e s s   L i n e   7 < / C o m p a n y A d d r e s s L i n e 7 > - 
-                 < C o m p a n y A d d r e s s L i n e 8 > C o m p a n y   A d d r e s s   L i n e   8 < / C o m p a n y A d d r e s s L i n e 8 > - 
-             < / C o m p a n y A d d r e s s L i n e s > - 
-             < C o m p a n y P h o n e > C o m p a n y   P h o n e < / C o m p a n y P h o n e > - 
-             < C o m p a n y P h o n e C a p t i o n > C o m p a n y   P h o n e   C a p t i o n < / C o m p a n y P h o n e C a p t i o n > - 
-             < C o m p a n y F a x N o > C o m p a n y   F a x   N o . < / C o m p a n y F a x N o > - 
-             < C o m p a n y F a x N o C a p t i o n > C o m p a n y   F a x   N o .   C a p t i o n < / C o m p a n y F a x N o C a p t i o n > - 
-             < C o m p a n y E m a i l > C o m p a n y   E m a i l < / C o m p a n y E m a i l > - 
-             < C o m p a n y E m a i l C a p t i o n > C o m p a n y   E m a i l   C a p t i o n < / C o m p a n y E m a i l C a p t i o n > - 
-             < C o m p a n y H o m e P a g e > C o m p a n y   H o m e   P a g e < / C o m p a n y H o m e P a g e > - 
-             < C o m p a n y H o m e P a g e C a p t i o n > C o m p a n y   H o m e   P a g e   C a p t i o n < / C o m p a n y H o m e P a g e C a p t i o n > - 
-             < C o m p a n y L o g o > C o m p a n y   L o g o < / C o m p a n y L o g o > - 
-             < C o m p a n y V A T R e g i s t r a t i o n N o > C o m p a n y   V A T   R e g i s t r a t i o n   N o . < / C o m p a n y V A T R e g i s t r a t i o n N o > - 
-             < C o m p a n y V A T R e g i s t r a t i o n N o C a p t i o n > C o m p a n y   V A T   R e g i s t r a t i o n   N o .   C a p t i o n < / C o m p a n y V A T R e g i s t r a t i o n N o C a p t i o n > - 
-             < C o m p a n y R e g i s t r a t i o n N o > C o m p a n y   R e g i s t r a t i o n   N o . < / C o m p a n y R e g i s t r a t i o n N o > - 
-             < C o m p a n y R e g i s t r a t i o n N o C a p t i o n > C o m p a n y   R e g i s t r a t i o n   N o .   C a p t i o n < / C o m p a n y R e g i s t r a t i o n N o C a p t i o n > - 
-             < C o m p a n y B a n k N a m e > C o m p a n y   B a n k   N a m e < / C o m p a n y B a n k N a m e > - 
-             < C o m p a n y B a n k N a m e C a p t i o n > C o m p a n y   B a n k   N a m e   C a p t i o n < / C o m p a n y B a n k N a m e C a p t i o n > - 
-             < C o m p a n y B a n k A c c o u n t N o > C o m p a n y   B a n k   A c c o u n t   N o . < / C o m p a n y B a n k A c c o u n t N o > - 
-             < C o m p a n y B a n k A c c o u n t N o C a p t i o n > C o m p a n y   B a n k   A c c o u n t   N o .   C a p t i o n < / C o m p a n y B a n k A c c o u n t N o C a p t i o n > - 
-             < C o m p a n y B a n k B r a n c h N o > C o m p a n y   B a n k   B r a n c h   N o . < / C o m p a n y B a n k B r a n c h N o > - 
-             < C o m p a n y B a n k B r a n c h N o C a p t i o n > C o m p a n y   B a n k   B r a n c h   N o .   C a p t i o n < / C o m p a n y B a n k B r a n c h N o C a p t i o n > - 
-             < C o m p a n y I B A N > C o m p a n y   I B A N < / C o m p a n y I B A N > - 
-             < C o m p a n y I B A N C a p t i o n > C o m p a n y   I B A N   C a p t i o n < / C o m p a n y I B A N C a p t i o n > - 
-             < C o m p a n y B a n k S W I F T > C o m p a n y   B a n k   S W I F T < / C o m p a n y B a n k S W I F T > - 
-             < C o m p a n y B a n k S W I F T C a p t i o n > C o m p a n y   B a n k   S W I F T   C a p t i o n < / C o m p a n y B a n k S W I F T C a p t i o n > - 
-             < C o m p a n y G i r o N o > C o m p a n y   G i r o   N o . < / C o m p a n y G i r o N o > - 
-             < C o m p a n y G i r o N o C a p t i o n > C o m p a n y   G i r o   N o .   C a p t i o n < / C o m p a n y G i r o N o C a p t i o n > - 
-         < / C o m p a n y M e t a d a t a > - 
      < / B C R e p o r t I n f o r m a t i o n >   
      < I t e m R e f e r e n c e > @@ -1746,193 +1666,6 @@
          < R e f e r e n c e _ N o _ 2 D > R e f e r e n c e _ N o _ 2 D < / R e f e r e n c e _ N o _ 2 D >   
          < U n i t _ o f _ M e a s u r e > U n i t _ o f _ M e a s u r e < / U n i t _ o f _ M e a s u r e > - 
-     < / I t e m R e f e r e n c e > - 
- < / N a v W o r d R e p o r t X m l P a r t > 
-</file>
-
-<file path=customXml/item2.xml>��< ? x m l   v e r s i o n = " 1 . 0 "   e n c o d i n g = " u t f - 1 6 " ? > - 
- < N a v W o r d R e p o r t X m l P a r t   x m l n s = " u r n : m i c r o s o f t - d y n a m i c s - b u s i n e s s c e n t r a l / i n t e r n a l / e x t e n d e d / r e p o r t s / R e f e r e n c e _ N o _ L a b e l / 6 6 2 6 / " > - 
-     < B C R e p o r t I n f o r m a t i o n > - 
-         < R e p o r t M e t a d a t a > - 
-             < E x t e n s i o n I d > E x t e n s i o n   I D < / E x t e n s i o n I d > - 
-             < E x t e n s i o n N a m e > E x t e n s i o n   N a m e < / E x t e n s i o n N a m e > - 
-             < E x t e n s i o n P u b l i s h e r > E x t e n s i o n   P u b l i s h e r < / E x t e n s i o n P u b l i s h e r > - 
-             < E x t e n s i o n V e r s i o n > E x t e n s i o n   V e r s i o n < / E x t e n s i o n V e r s i o n > - 
-             < R e p o r t I d > R e p o r t   I D < / R e p o r t I d > - 
-             < R e p o r t N a m e > R e p o r t   N a m e < / R e p o r t N a m e > - 
-             < R e p o r t C a p t i o n > R e p o r t   C a p t i o n < / R e p o r t C a p t i o n > - 
-             < A b o u t T h i s R e p o r t T i t l e > A b o u t   T h i s   R e p o r t   T i t l e < / A b o u t T h i s R e p o r t T i t l e > - 
-             < A b o u t T h i s R e p o r t T e x t > A b o u t   T h i s   R e p o r t   T e x t < / A b o u t T h i s R e p o r t T e x t > - 
-             < R e p o r t H e l p L i n k > R e p o r t   H e l p   L i n k < / R e p o r t H e l p L i n k > - 
-         < / R e p o r t M e t a d a t a > - 
-         < R e p o r t R e q u e s t > - 
-             < T e n a n t E n t r a I d > T e n a n t   E n t r a   I d < / T e n a n t E n t r a I d > - 
-             < E n v i r o n m e n t N a m e > E n v i r o n m e n t   N a m e < / E n v i r o n m e n t N a m e > - 
-             < E n v i r o n m e n t T y p e > E n v i r o n m e n t   T y p e < / E n v i r o n m e n t T y p e > - 
-             < C o m p a n y N a m e > C o m p a n y   N a m e < / C o m p a n y N a m e > - 
-             < C o m p a n y D i s p l a y N a m e > C o m p a n y   D i s p l a y   N a m e < / C o m p a n y D i s p l a y N a m e > - 
-             < C o m p a n y I d > C o m p a n y   I D < / C o m p a n y I d > - 
-             < U s e r N a m e > U s e r   N a m e < / U s e r N a m e > - 
-             < D a t e A n d T i m e > D a t e   a n d   T i m e < / D a t e A n d T i m e > - 
-             < L a n g u a g e > L a n g u a g e < / L a n g u a g e > - 
-             < F o r m a t R e g i o n > F o r m a t   R e g i o n < / F o r m a t R e g i o n > - 
-             < D a t e T i m e V a l u e s > - 
-                 < Y e a r > Y e a r < / Y e a r > - 
-                 < M o n t h N u m b e r > M o n t h   N u m b e r < / M o n t h N u m b e r > - 
-                 < D a y N u m b e r > D a y   N u m b e r < / D a y N u m b e r > - 
-                 < H o u r > H o u r < / H o u r > - 
-                 < M i n u t e > M i n u t e < / M i n u t e > - 
-             < / D a t e T i m e V a l u e s > - 
-         < / R e p o r t R e q u e s t > - 
-         < C o m p a n y M e t a d a t a > - 
-             < C o m p a n y N a m e > C o m p a n y   N a m e < / C o m p a n y N a m e > - 
-             < C o m p a n y D i s p l a y N a m e > C o m p a n y   D i s p l a y   N a m e < / C o m p a n y D i s p l a y N a m e > - 
-             < C o m p a n y A d d r e s s L i n e s > - 
-                 < C o m p a n y A d d r e s s L i n e 1 > C o m p a n y   A d d r e s s   L i n e   1 < / C o m p a n y A d d r e s s L i n e 1 > - 
-                 < C o m p a n y A d d r e s s L i n e 2 > C o m p a n y   A d d r e s s   L i n e   2 < / C o m p a n y A d d r e s s L i n e 2 > - 
-                 < C o m p a n y A d d r e s s L i n e 3 > C o m p a n y   A d d r e s s   L i n e   3 < / C o m p a n y A d d r e s s L i n e 3 > - 
-                 < C o m p a n y A d d r e s s L i n e 4 > C o m p a n y   A d d r e s s   L i n e   4 < / C o m p a n y A d d r e s s L i n e 4 > - 
-                 < C o m p a n y A d d r e s s L i n e 5 > C o m p a n y   A d d r e s s   L i n e   5 < / C o m p a n y A d d r e s s L i n e 5 > - 
-                 < C o m p a n y A d d r e s s L i n e 6 > C o m p a n y   A d d r e s s   L i n e   6 < / C o m p a n y A d d r e s s L i n e 6 > - 
-                 < C o m p a n y A d d r e s s L i n e 7 > C o m p a n y   A d d r e s s   L i n e   7 < / C o m p a n y A d d r e s s L i n e 7 > - 
-                 < C o m p a n y A d d r e s s L i n e 8 > C o m p a n y   A d d r e s s   L i n e   8 < / C o m p a n y A d d r e s s L i n e 8 > - 
-             < / C o m p a n y A d d r e s s L i n e s > - 
-             < C o m p a n y P h o n e > C o m p a n y   P h o n e < / C o m p a n y P h o n e > - 
-             < C o m p a n y P h o n e C a p t i o n > C o m p a n y   P h o n e   C a p t i o n < / C o m p a n y P h o n e C a p t i o n > - 
-             < C o m p a n y F a x N o > C o m p a n y   F a x   N o . < / C o m p a n y F a x N o > - 
-             < C o m p a n y F a x N o C a p t i o n > C o m p a n y   F a x   N o .   C a p t i o n < / C o m p a n y F a x N o C a p t i o n > - 
-             < C o m p a n y E m a i l > C o m p a n y   E m a i l < / C o m p a n y E m a i l > - 
-             < C o m p a n y E m a i l C a p t i o n > C o m p a n y   E m a i l   C a p t i o n < / C o m p a n y E m a i l C a p t i o n > - 
-             < C o m p a n y H o m e P a g e > C o m p a n y   H o m e   P a g e < / C o m p a n y H o m e P a g e > - 
-             < C o m p a n y H o m e P a g e C a p t i o n > C o m p a n y   H o m e   P a g e   C a p t i o n < / C o m p a n y H o m e P a g e C a p t i o n > - 
-             < C o m p a n y L o g o > C o m p a n y   L o g o < / C o m p a n y L o g o > - 
-             < C o m p a n y V A T R e g i s t r a t i o n N o > C o m p a n y   V A T   R e g i s t r a t i o n   N o . < / C o m p a n y V A T R e g i s t r a t i o n N o > - 
-             < C o m p a n y V A T R e g i s t r a t i o n N o C a p t i o n > C o m p a n y   V A T   R e g i s t r a t i o n   N o .   C a p t i o n < / C o m p a n y V A T R e g i s t r a t i o n N o C a p t i o n > - 
-             < C o m p a n y R e g i s t r a t i o n N o > C o m p a n y   R e g i s t r a t i o n   N o . < / C o m p a n y R e g i s t r a t i o n N o > - 
-             < C o m p a n y R e g i s t r a t i o n N o C a p t i o n > C o m p a n y   R e g i s t r a t i o n   N o .   C a p t i o n < / C o m p a n y R e g i s t r a t i o n N o C a p t i o n > - 
-             < C o m p a n y B a n k N a m e > C o m p a n y   B a n k   N a m e < / C o m p a n y B a n k N a m e > - 
-             < C o m p a n y B a n k N a m e C a p t i o n > C o m p a n y   B a n k   N a m e   C a p t i o n < / C o m p a n y B a n k N a m e C a p t i o n > - 
-             < C o m p a n y B a n k A c c o u n t N o > C o m p a n y   B a n k   A c c o u n t   N o . < / C o m p a n y B a n k A c c o u n t N o > - 
-             < C o m p a n y B a n k A c c o u n t N o C a p t i o n > C o m p a n y   B a n k   A c c o u n t   N o .   C a p t i o n < / C o m p a n y B a n k A c c o u n t N o C a p t i o n > - 
-             < C o m p a n y B a n k B r a n c h N o > C o m p a n y   B a n k   B r a n c h   N o . < / C o m p a n y B a n k B r a n c h N o > - 
-             < C o m p a n y B a n k B r a n c h N o C a p t i o n > C o m p a n y   B a n k   B r a n c h   N o .   C a p t i o n < / C o m p a n y B a n k B r a n c h N o C a p t i o n > - 
-             < C o m p a n y I B A N > C o m p a n y   I B A N < / C o m p a n y I B A N > - 
-             < C o m p a n y I B A N C a p t i o n > C o m p a n y   I B A N   C a p t i o n < / C o m p a n y I B A N C a p t i o n > - 
-             < C o m p a n y B a n k S W I F T > C o m p a n y   B a n k   S W I F T < / C o m p a n y B a n k S W I F T > - 
-             < C o m p a n y B a n k S W I F T C a p t i o n > C o m p a n y   B a n k   S W I F T   C a p t i o n < / C o m p a n y B a n k S W I F T C a p t i o n > - 
-             < C o m p a n y G i r o N o > C o m p a n y   G i r o   N o . < / C o m p a n y G i r o N o > - 
-             < C o m p a n y G i r o N o C a p t i o n > C o m p a n y   G i r o   N o .   C a p t i o n < / C o m p a n y G i r o N o C a p t i o n > - 
-         < / C o m p a n y M e t a d a t a > - 
-     < / B C R e p o r t I n f o r m a t i o n > - 
-     < T o o l t i p s > - 
-         < T o o l t i p   c o l u m n = " I t e m _ N o _ "   E l e m e n t I d = " 6 5 1 9 9 5 7 2 9 " > - 
-             < T o o l t i p T e x t   l a n g = " e n - U S " > S p e c i f i e s   t h e   n u m b e r   o n   t h e   i t e m   c a r d   f r o m   w h i c h   y o u   o p e n e d   t h e   I t e m   R e f e r e n c e   E n t r i e s   w i n d o w . < / T o o l t i p T e x t > - 
-         < / T o o l t i p > - 
-         < T o o l t i p   c o l u m n = " D e s c r i p t i o n "   E l e m e n t I d = " 1 3 1 4 3 5 1 3 0 7 " > - 
-             < T o o l t i p T e x t   l a n g = " e n - U S " > S p e c i f i e s   a   d e s c r i p t i o n   o f   t h e   i t e m   t h a t   i s   l i n k e d   t o   t h i s   r e f e r e n c e . < / T o o l t i p T e x t > - 
-         < / T o o l t i p > - 
-         < T o o l t i p   c o l u m n = " U n i t _ o f _ M e a s u r e "   E l e m e n t I d = " 5 7 9 3 8 1 1 0 2 " > - 
-             < T o o l t i p T e x t   l a n g = " e n - U S " > S p e c i f i e s   t h e   n a m e   o f   t h e   i t e m   o r   r e s o u r c e ' s   u n i t   o f   m e a s u r e ,   s u c h   a s   p i e c e   o r   h o u r . < / T o o l t i p T e x t > - 
-         < / T o o l t i p > - 
-     < / T o o l t i p s > - 
-     < I t e m R e f e r e n c e   E l e m e n t T y p e = " D a t a I t e m "   E l e m e n t I d = " 2 9 1 6 0 7 1 4 1 " > - 
-         < D e s c r i p t i o n   E l e m e n t T y p e = " C o l u m n "   E l e m e n t I d = " 1 3 1 4 3 5 1 3 0 7 "   D a t a T y p e = " T e x t " > D e s c r i p t i o n < / D e s c r i p t i o n > - 
-         < I t e m _ N o _   E l e m e n t T y p e = " C o l u m n "   E l e m e n t I d = " 6 5 1 9 9 5 7 2 9 "   D a t a T y p e = " C o d e " > I t e m _ N o _ < / I t e m _ N o _ > - 
-         < R e f e r e n c e _ N o _   E l e m e n t T y p e = " C o l u m n "   E l e m e n t I d = " 1 2 1 7 5 9 7 0 1 7 "   D a t a T y p e = " T e x t " > R e f e r e n c e _ N o _ < / R e f e r e n c e _ N o _ > - 
-         < R e f e r e n c e _ N o _ 2 D   E l e m e n t T y p e = " C o l u m n "   E l e m e n t I d = " 6 9 1 7 9 7 7 5 "   D a t a T y p e = " T e x t " > R e f e r e n c e _ N o _ 2 D < / R e f e r e n c e _ N o _ 2 D > - 
-         < U n i t _ o f _ M e a s u r e   E l e m e n t T y p e = " C o l u m n "   E l e m e n t I d = " 5 7 9 3 8 1 1 0 2 "   D a t a T y p e = " C o d e " > U n i t _ o f _ M e a s u r e < / U n i t _ o f _ M e a s u r e >   
      < / I t e m R e f e r e n c e >   

--- a/src/Layers/W1/BaseApp/Inventory/Reports/ReferenceNoLabel.docx
+++ b/src/Layers/W1/BaseApp/Inventory/Reports/ReferenceNoLabel.docx
@@ -1607,6 +1607,8 @@
  
              < R e p o r t N a m e > R e p o r t   N a m e < / R e p o r t N a m e >   
+             < R e p o r t C a p t i o n > R e p o r t   C a p t i o n < / R e p o r t C a p t i o n > + 
              < A b o u t T h i s R e p o r t T i t l e > A b o u t   T h i s   R e p o r t   T i t l e < / A b o u t T h i s R e p o r t T i t l e >   
              < A b o u t T h i s R e p o r t T e x t > A b o u t   T h i s   R e p o r t   T e x t < / A b o u t T h i s R e p o r t T e x t > @@ -1653,6 +1655,84 @@
  
          < / R e p o r t R e q u e s t >   
+         < C o m p a n y M e t a d a t a > + 
+             < C o m p a n y N a m e > C o m p a n y   N a m e < / C o m p a n y N a m e > + 
+             < C o m p a n y D i s p l a y N a m e > C o m p a n y   D i s p l a y   N a m e < / C o m p a n y D i s p l a y N a m e > + 
+             < C o m p a n y A d d r e s s L i n e s > + 
+                 < C o m p a n y A d d r e s s L i n e 1 > C o m p a n y   A d d r e s s   L i n e   1 < / C o m p a n y A d d r e s s L i n e 1 > + 
+                 < C o m p a n y A d d r e s s L i n e 2 > C o m p a n y   A d d r e s s   L i n e   2 < / C o m p a n y A d d r e s s L i n e 2 > + 
+                 < C o m p a n y A d d r e s s L i n e 3 > C o m p a n y   A d d r e s s   L i n e   3 < / C o m p a n y A d d r e s s L i n e 3 > + 
+                 < C o m p a n y A d d r e s s L i n e 4 > C o m p a n y   A d d r e s s   L i n e   4 < / C o m p a n y A d d r e s s L i n e 4 > + 
+                 < C o m p a n y A d d r e s s L i n e 5 > C o m p a n y   A d d r e s s   L i n e   5 < / C o m p a n y A d d r e s s L i n e 5 > + 
+                 < C o m p a n y A d d r e s s L i n e 6 > C o m p a n y   A d d r e s s   L i n e   6 < / C o m p a n y A d d r e s s L i n e 6 > + 
+                 < C o m p a n y A d d r e s s L i n e 7 > C o m p a n y   A d d r e s s   L i n e   7 < / C o m p a n y A d d r e s s L i n e 7 > + 
+                 < C o m p a n y A d d r e s s L i n e 8 > C o m p a n y   A d d r e s s   L i n e   8 < / C o m p a n y A d d r e s s L i n e 8 > + 
+             < / C o m p a n y A d d r e s s L i n e s > + 
+             < C o m p a n y P h o n e > C o m p a n y   P h o n e < / C o m p a n y P h o n e > + 
+             < C o m p a n y P h o n e C a p t i o n > C o m p a n y   P h o n e   C a p t i o n < / C o m p a n y P h o n e C a p t i o n > + 
+             < C o m p a n y F a x N o > C o m p a n y   F a x   N o . < / C o m p a n y F a x N o > + 
+             < C o m p a n y F a x N o C a p t i o n > C o m p a n y   F a x   N o .   C a p t i o n < / C o m p a n y F a x N o C a p t i o n > + 
+             < C o m p a n y E m a i l > C o m p a n y   E m a i l < / C o m p a n y E m a i l > + 
+             < C o m p a n y E m a i l C a p t i o n > C o m p a n y   E m a i l   C a p t i o n < / C o m p a n y E m a i l C a p t i o n > + 
+             < C o m p a n y H o m e P a g e > C o m p a n y   H o m e   P a g e < / C o m p a n y H o m e P a g e > + 
+             < C o m p a n y H o m e P a g e C a p t i o n > C o m p a n y   H o m e   P a g e   C a p t i o n < / C o m p a n y H o m e P a g e C a p t i o n > + 
+             < C o m p a n y L o g o > C o m p a n y   L o g o < / C o m p a n y L o g o > + 
+             < C o m p a n y V A T R e g i s t r a t i o n N o > C o m p a n y   V A T   R e g i s t r a t i o n   N o . < / C o m p a n y V A T R e g i s t r a t i o n N o > + 
+             < C o m p a n y V A T R e g i s t r a t i o n N o C a p t i o n > C o m p a n y   V A T   R e g i s t r a t i o n   N o .   C a p t i o n < / C o m p a n y V A T R e g i s t r a t i o n N o C a p t i o n > + 
+             < C o m p a n y R e g i s t r a t i o n N o > C o m p a n y   R e g i s t r a t i o n   N o . < / C o m p a n y R e g i s t r a t i o n N o > + 
+             < C o m p a n y R e g i s t r a t i o n N o C a p t i o n > C o m p a n y   R e g i s t r a t i o n   N o .   C a p t i o n < / C o m p a n y R e g i s t r a t i o n N o C a p t i o n > + 
+             < C o m p a n y B a n k N a m e > C o m p a n y   B a n k   N a m e < / C o m p a n y B a n k N a m e > + 
+             < C o m p a n y B a n k N a m e C a p t i o n > C o m p a n y   B a n k   N a m e   C a p t i o n < / C o m p a n y B a n k N a m e C a p t i o n > + 
+             < C o m p a n y B a n k A c c o u n t N o > C o m p a n y   B a n k   A c c o u n t   N o . < / C o m p a n y B a n k A c c o u n t N o > + 
+             < C o m p a n y B a n k A c c o u n t N o C a p t i o n > C o m p a n y   B a n k   A c c o u n t   N o .   C a p t i o n < / C o m p a n y B a n k A c c o u n t N o C a p t i o n > + 
+             < C o m p a n y B a n k B r a n c h N o > C o m p a n y   B a n k   B r a n c h   N o . < / C o m p a n y B a n k B r a n c h N o > + 
+             < C o m p a n y B a n k B r a n c h N o C a p t i o n > C o m p a n y   B a n k   B r a n c h   N o .   C a p t i o n < / C o m p a n y B a n k B r a n c h N o C a p t i o n > + 
+             < C o m p a n y I B A N > C o m p a n y   I B A N < / C o m p a n y I B A N > + 
+             < C o m p a n y I B A N C a p t i o n > C o m p a n y   I B A N   C a p t i o n < / C o m p a n y I B A N C a p t i o n > + 
+             < C o m p a n y B a n k S W I F T > C o m p a n y   B a n k   S W I F T < / C o m p a n y B a n k S W I F T > + 
+             < C o m p a n y B a n k S W I F T C a p t i o n > C o m p a n y   B a n k   S W I F T   C a p t i o n < / C o m p a n y B a n k S W I F T C a p t i o n > + 
+             < C o m p a n y G i r o N o > C o m p a n y   G i r o   N o . < / C o m p a n y G i r o N o > + 
+             < C o m p a n y G i r o N o C a p t i o n > C o m p a n y   G i r o   N o .   C a p t i o n < / C o m p a n y G i r o N o C a p t i o n > + 
+         < / C o m p a n y M e t a d a t a > + 
      < / B C R e p o r t I n f o r m a t i o n >   
      < I t e m R e f e r e n c e > @@ -1666,6 +1746,193 @@
          < R e f e r e n c e _ N o _ 2 D > R e f e r e n c e _ N o _ 2 D < / R e f e r e n c e _ N o _ 2 D >   
          < U n i t _ o f _ M e a s u r e > U n i t _ o f _ M e a s u r e < / U n i t _ o f _ M e a s u r e > + 
+     < / I t e m R e f e r e n c e > + 
+ < / N a v W o r d R e p o r t X m l P a r t > 
+</file>
+
+<file path=customXml/item2.xml>��< ? x m l   v e r s i o n = " 1 . 0 "   e n c o d i n g = " u t f - 1 6 " ? > + 
+ < N a v W o r d R e p o r t X m l P a r t   x m l n s = " u r n : m i c r o s o f t - d y n a m i c s - b u s i n e s s c e n t r a l / i n t e r n a l / e x t e n d e d / r e p o r t s / R e f e r e n c e _ N o _ L a b e l / 6 6 2 6 / " > + 
+     < B C R e p o r t I n f o r m a t i o n > + 
+         < R e p o r t M e t a d a t a > + 
+             < E x t e n s i o n I d > E x t e n s i o n   I D < / E x t e n s i o n I d > + 
+             < E x t e n s i o n N a m e > E x t e n s i o n   N a m e < / E x t e n s i o n N a m e > + 
+             < E x t e n s i o n P u b l i s h e r > E x t e n s i o n   P u b l i s h e r < / E x t e n s i o n P u b l i s h e r > + 
+             < E x t e n s i o n V e r s i o n > E x t e n s i o n   V e r s i o n < / E x t e n s i o n V e r s i o n > + 
+             < R e p o r t I d > R e p o r t   I D < / R e p o r t I d > + 
+             < R e p o r t N a m e > R e p o r t   N a m e < / R e p o r t N a m e > + 
+             < R e p o r t C a p t i o n > R e p o r t   C a p t i o n < / R e p o r t C a p t i o n > + 
+             < A b o u t T h i s R e p o r t T i t l e > A b o u t   T h i s   R e p o r t   T i t l e < / A b o u t T h i s R e p o r t T i t l e > + 
+             < A b o u t T h i s R e p o r t T e x t > A b o u t   T h i s   R e p o r t   T e x t < / A b o u t T h i s R e p o r t T e x t > + 
+             < R e p o r t H e l p L i n k > R e p o r t   H e l p   L i n k < / R e p o r t H e l p L i n k > + 
+         < / R e p o r t M e t a d a t a > + 
+         < R e p o r t R e q u e s t > + 
+             < T e n a n t E n t r a I d > T e n a n t   E n t r a   I d < / T e n a n t E n t r a I d > + 
+             < E n v i r o n m e n t N a m e > E n v i r o n m e n t   N a m e < / E n v i r o n m e n t N a m e > + 
+             < E n v i r o n m e n t T y p e > E n v i r o n m e n t   T y p e < / E n v i r o n m e n t T y p e > + 
+             < C o m p a n y N a m e > C o m p a n y   N a m e < / C o m p a n y N a m e > + 
+             < C o m p a n y D i s p l a y N a m e > C o m p a n y   D i s p l a y   N a m e < / C o m p a n y D i s p l a y N a m e > + 
+             < C o m p a n y I d > C o m p a n y   I D < / C o m p a n y I d > + 
+             < U s e r N a m e > U s e r   N a m e < / U s e r N a m e > + 
+             < D a t e A n d T i m e > D a t e   a n d   T i m e < / D a t e A n d T i m e > + 
+             < L a n g u a g e > L a n g u a g e < / L a n g u a g e > + 
+             < F o r m a t R e g i o n > F o r m a t   R e g i o n < / F o r m a t R e g i o n > + 
+             < D a t e T i m e V a l u e s > + 
+                 < Y e a r > Y e a r < / Y e a r > + 
+                 < M o n t h N u m b e r > M o n t h   N u m b e r < / M o n t h N u m b e r > + 
+                 < D a y N u m b e r > D a y   N u m b e r < / D a y N u m b e r > + 
+                 < H o u r > H o u r < / H o u r > + 
+                 < M i n u t e > M i n u t e < / M i n u t e > + 
+             < / D a t e T i m e V a l u e s > + 
+         < / R e p o r t R e q u e s t > + 
+         < C o m p a n y M e t a d a t a > + 
+             < C o m p a n y N a m e > C o m p a n y   N a m e < / C o m p a n y N a m e > + 
+             < C o m p a n y D i s p l a y N a m e > C o m p a n y   D i s p l a y   N a m e < / C o m p a n y D i s p l a y N a m e > + 
+             < C o m p a n y A d d r e s s L i n e s > + 
+                 < C o m p a n y A d d r e s s L i n e 1 > C o m p a n y   A d d r e s s   L i n e   1 < / C o m p a n y A d d r e s s L i n e 1 > + 
+                 < C o m p a n y A d d r e s s L i n e 2 > C o m p a n y   A d d r e s s   L i n e   2 < / C o m p a n y A d d r e s s L i n e 2 > + 
+                 < C o m p a n y A d d r e s s L i n e 3 > C o m p a n y   A d d r e s s   L i n e   3 < / C o m p a n y A d d r e s s L i n e 3 > + 
+                 < C o m p a n y A d d r e s s L i n e 4 > C o m p a n y   A d d r e s s   L i n e   4 < / C o m p a n y A d d r e s s L i n e 4 > + 
+                 < C o m p a n y A d d r e s s L i n e 5 > C o m p a n y   A d d r e s s   L i n e   5 < / C o m p a n y A d d r e s s L i n e 5 > + 
+                 < C o m p a n y A d d r e s s L i n e 6 > C o m p a n y   A d d r e s s   L i n e   6 < / C o m p a n y A d d r e s s L i n e 6 > + 
+                 < C o m p a n y A d d r e s s L i n e 7 > C o m p a n y   A d d r e s s   L i n e   7 < / C o m p a n y A d d r e s s L i n e 7 > + 
+                 < C o m p a n y A d d r e s s L i n e 8 > C o m p a n y   A d d r e s s   L i n e   8 < / C o m p a n y A d d r e s s L i n e 8 > + 
+             < / C o m p a n y A d d r e s s L i n e s > + 
+             < C o m p a n y P h o n e > C o m p a n y   P h o n e < / C o m p a n y P h o n e > + 
+             < C o m p a n y P h o n e C a p t i o n > C o m p a n y   P h o n e   C a p t i o n < / C o m p a n y P h o n e C a p t i o n > + 
+             < C o m p a n y F a x N o > C o m p a n y   F a x   N o . < / C o m p a n y F a x N o > + 
+             < C o m p a n y F a x N o C a p t i o n > C o m p a n y   F a x   N o .   C a p t i o n < / C o m p a n y F a x N o C a p t i o n > + 
+             < C o m p a n y E m a i l > C o m p a n y   E m a i l < / C o m p a n y E m a i l > + 
+             < C o m p a n y E m a i l C a p t i o n > C o m p a n y   E m a i l   C a p t i o n < / C o m p a n y E m a i l C a p t i o n > + 
+             < C o m p a n y H o m e P a g e > C o m p a n y   H o m e   P a g e < / C o m p a n y H o m e P a g e > + 
+             < C o m p a n y H o m e P a g e C a p t i o n > C o m p a n y   H o m e   P a g e   C a p t i o n < / C o m p a n y H o m e P a g e C a p t i o n > + 
+             < C o m p a n y L o g o > C o m p a n y   L o g o < / C o m p a n y L o g o > + 
+             < C o m p a n y V A T R e g i s t r a t i o n N o > C o m p a n y   V A T   R e g i s t r a t i o n   N o . < / C o m p a n y V A T R e g i s t r a t i o n N o > + 
+             < C o m p a n y V A T R e g i s t r a t i o n N o C a p t i o n > C o m p a n y   V A T   R e g i s t r a t i o n   N o .   C a p t i o n < / C o m p a n y V A T R e g i s t r a t i o n N o C a p t i o n > + 
+             < C o m p a n y R e g i s t r a t i o n N o > C o m p a n y   R e g i s t r a t i o n   N o . < / C o m p a n y R e g i s t r a t i o n N o > + 
+             < C o m p a n y R e g i s t r a t i o n N o C a p t i o n > C o m p a n y   R e g i s t r a t i o n   N o .   C a p t i o n < / C o m p a n y R e g i s t r a t i o n N o C a p t i o n > + 
+             < C o m p a n y B a n k N a m e > C o m p a n y   B a n k   N a m e < / C o m p a n y B a n k N a m e > + 
+             < C o m p a n y B a n k N a m e C a p t i o n > C o m p a n y   B a n k   N a m e   C a p t i o n < / C o m p a n y B a n k N a m e C a p t i o n > + 
+             < C o m p a n y B a n k A c c o u n t N o > C o m p a n y   B a n k   A c c o u n t   N o . < / C o m p a n y B a n k A c c o u n t N o > + 
+             < C o m p a n y B a n k A c c o u n t N o C a p t i o n > C o m p a n y   B a n k   A c c o u n t   N o .   C a p t i o n < / C o m p a n y B a n k A c c o u n t N o C a p t i o n > + 
+             < C o m p a n y B a n k B r a n c h N o > C o m p a n y   B a n k   B r a n c h   N o . < / C o m p a n y B a n k B r a n c h N o > + 
+             < C o m p a n y B a n k B r a n c h N o C a p t i o n > C o m p a n y   B a n k   B r a n c h   N o .   C a p t i o n < / C o m p a n y B a n k B r a n c h N o C a p t i o n > + 
+             < C o m p a n y I B A N > C o m p a n y   I B A N < / C o m p a n y I B A N > + 
+             < C o m p a n y I B A N C a p t i o n > C o m p a n y   I B A N   C a p t i o n < / C o m p a n y I B A N C a p t i o n > + 
+             < C o m p a n y B a n k S W I F T > C o m p a n y   B a n k   S W I F T < / C o m p a n y B a n k S W I F T > + 
+             < C o m p a n y B a n k S W I F T C a p t i o n > C o m p a n y   B a n k   S W I F T   C a p t i o n < / C o m p a n y B a n k S W I F T C a p t i o n > + 
+             < C o m p a n y G i r o N o > C o m p a n y   G i r o   N o . < / C o m p a n y G i r o N o > + 
+             < C o m p a n y G i r o N o C a p t i o n > C o m p a n y   G i r o   N o .   C a p t i o n < / C o m p a n y G i r o N o C a p t i o n > + 
+         < / C o m p a n y M e t a d a t a > + 
+     < / B C R e p o r t I n f o r m a t i o n > + 
+     < T o o l t i p s > + 
+         < T o o l t i p   c o l u m n = " I t e m _ N o _ "   E l e m e n t I d = " 6 5 1 9 9 5 7 2 9 " > + 
+             < T o o l t i p T e x t   l a n g = " e n - U S " > S p e c i f i e s   t h e   n u m b e r   o n   t h e   i t e m   c a r d   f r o m   w h i c h   y o u   o p e n e d   t h e   I t e m   R e f e r e n c e   E n t r i e s   w i n d o w . < / T o o l t i p T e x t > + 
+         < / T o o l t i p > + 
+         < T o o l t i p   c o l u m n = " D e s c r i p t i o n "   E l e m e n t I d = " 1 3 1 4 3 5 1 3 0 7 " > + 
+             < T o o l t i p T e x t   l a n g = " e n - U S " > S p e c i f i e s   a   d e s c r i p t i o n   o f   t h e   i t e m   t h a t   i s   l i n k e d   t o   t h i s   r e f e r e n c e . < / T o o l t i p T e x t > + 
+         < / T o o l t i p > + 
+         < T o o l t i p   c o l u m n = " U n i t _ o f _ M e a s u r e "   E l e m e n t I d = " 5 7 9 3 8 1 1 0 2 " > + 
+             < T o o l t i p T e x t   l a n g = " e n - U S " > S p e c i f i e s   t h e   n a m e   o f   t h e   i t e m   o r   r e s o u r c e ' s   u n i t   o f   m e a s u r e ,   s u c h   a s   p i e c e   o r   h o u r . < / T o o l t i p T e x t > + 
+         < / T o o l t i p > + 
+     < / T o o l t i p s > + 
+     < I t e m R e f e r e n c e   E l e m e n t T y p e = " D a t a I t e m "   E l e m e n t I d = " 2 9 1 6 0 7 1 4 1 " > + 
+         < D e s c r i p t i o n   E l e m e n t T y p e = " C o l u m n "   E l e m e n t I d = " 1 3 1 4 3 5 1 3 0 7 "   D a t a T y p e = " T e x t " > D e s c r i p t i o n < / D e s c r i p t i o n > + 
+         < I t e m _ N o _   E l e m e n t T y p e = " C o l u m n "   E l e m e n t I d = " 6 5 1 9 9 5 7 2 9 "   D a t a T y p e = " C o d e " > I t e m _ N o _ < / I t e m _ N o _ > + 
+         < R e f e r e n c e _ N o _   E l e m e n t T y p e = " C o l u m n "   E l e m e n t I d = " 1 2 1 7 5 9 7 0 1 7 "   D a t a T y p e = " T e x t " > R e f e r e n c e _ N o _ < / R e f e r e n c e _ N o _ > + 
+         < R e f e r e n c e _ N o _ 2 D   E l e m e n t T y p e = " C o l u m n "   E l e m e n t I d = " 6 9 1 7 9 7 7 5 "   D a t a T y p e = " T e x t " > R e f e r e n c e _ N o _ 2 D < / R e f e r e n c e _ N o _ 2 D > + 
+         < U n i t _ o f _ M e a s u r e   E l e m e n t T y p e = " C o l u m n "   E l e m e n t I d = " 5 7 9 3 8 1 1 0 2 "   D a t a T y p e = " C o d e " > U n i t _ o f _ M e a s u r e < / U n i t _ o f _ M e a s u r e >   
      < / I t e m R e f e r e n c e >   
